--- a/skills/session-sync/skill.docx
+++ b/skills/session-sync/skill.docx
@@ -2,7 +2,7 @@
 <file path=word/document.xml><?xml version="1.0" encoding="utf-8"?>
 <w:document xmlns:w="http://schemas.openxmlformats.org/wordprocessingml/2006/main" xmlns:m="http://schemas.openxmlformats.org/officeDocument/2006/math" xmlns:r="http://schemas.openxmlformats.org/officeDocument/2006/relationships" xmlns:o="urn:schemas-microsoft-com:office:office" xmlns:v="urn:schemas-microsoft-com:vml" xmlns:w10="urn:schemas-microsoft-com:office:word" xmlns:a="http://schemas.openxmlformats.org/drawingml/2006/main" xmlns:pic="http://schemas.openxmlformats.org/drawingml/2006/picture" xmlns:wp="http://schemas.openxmlformats.org/drawingml/2006/wordprocessingDrawing">
   <w:body>
-    <w:bookmarkStart w:id="18" w:name="X31ec8634077dcd021fb00f13fdb102ff6e6cc23"/>
+    <w:bookmarkStart w:id="18" w:name="X2b33fd7493f0b0e4c23ed2a222ce4d257a31ee3"/>
     <w:p>
       <w:pPr>
         <w:pStyle w:val="Heading1"/>
@@ -470,378 +470,6 @@
       </w:pPr>
       <w:r>
         <w:t xml:space="preserve">What it syncs</w:t>
-      </w:r>
-    </w:p>
-    <w:tbl>
-      <w:tblPr>
-        <w:tblStyle w:val="Table"/>
-        <w:tblW w:type="pct" w:w="5000"/>
-        <w:tblLayout w:type="fixed"/>
-        <w:tblLook w:firstRow="1" w:lastRow="0" w:firstColumn="0" w:lastColumn="0" w:noHBand="0" w:noVBand="0" w:val="0020"/>
-      </w:tblPr>
-      <w:tblGrid>
-        <w:gridCol w:w="2640"/>
-        <w:gridCol w:w="5280"/>
-      </w:tblGrid>
-      <w:tr>
-        <w:trPr>
-          <w:tblHeader w:val="on"/>
-        </w:trPr>
-        <w:tc>
-          <w:tcPr/>
-          <w:p>
-            <w:pPr>
-              <w:pStyle w:val="Compact"/>
-            </w:pPr>
-            <w:r>
-              <w:t xml:space="preserve">Data</w:t>
-            </w:r>
-          </w:p>
-        </w:tc>
-        <w:tc>
-          <w:tcPr/>
-          <w:p>
-            <w:pPr>
-              <w:pStyle w:val="Compact"/>
-            </w:pPr>
-            <w:r>
-              <w:t xml:space="preserve">Description</w:t>
-            </w:r>
-          </w:p>
-        </w:tc>
-      </w:tr>
-      <w:tr>
-        <w:tc>
-          <w:tcPr/>
-          <w:p>
-            <w:pPr>
-              <w:pStyle w:val="Compact"/>
-            </w:pPr>
-            <w:r>
-              <w:rPr>
-                <w:b/>
-                <w:bCs/>
-              </w:rPr>
-              <w:t xml:space="preserve">Memories</w:t>
-            </w:r>
-          </w:p>
-        </w:tc>
-        <w:tc>
-          <w:tcPr/>
-          <w:p>
-            <w:pPr>
-              <w:pStyle w:val="Compact"/>
-            </w:pPr>
-            <w:r>
-              <w:t xml:space="preserve">Project-specific memory files (</w:t>
-            </w:r>
-            <w:r>
-              <w:rPr>
-                <w:rStyle w:val="VerbatimChar"/>
-              </w:rPr>
-              <w:t xml:space="preserve">.md</w:t>
-            </w:r>
-            <w:r>
-              <w:t xml:space="preserve"> </w:t>
-            </w:r>
-            <w:r>
-              <w:t xml:space="preserve">with frontmatter)</w:t>
-            </w:r>
-          </w:p>
-        </w:tc>
-      </w:tr>
-      <w:tr>
-        <w:tc>
-          <w:tcPr/>
-          <w:p>
-            <w:pPr>
-              <w:pStyle w:val="Compact"/>
-            </w:pPr>
-            <w:r>
-              <w:rPr>
-                <w:b/>
-                <w:bCs/>
-              </w:rPr>
-              <w:t xml:space="preserve">Session JSONL</w:t>
-            </w:r>
-          </w:p>
-        </w:tc>
-        <w:tc>
-          <w:tcPr/>
-          <w:p>
-            <w:pPr>
-              <w:pStyle w:val="Compact"/>
-            </w:pPr>
-            <w:r>
-              <w:t xml:space="preserve">Full Claude Code session transcripts</w:t>
-            </w:r>
-          </w:p>
-        </w:tc>
-      </w:tr>
-      <w:tr>
-        <w:tc>
-          <w:tcPr/>
-          <w:p>
-            <w:pPr>
-              <w:pStyle w:val="Compact"/>
-            </w:pPr>
-            <w:r>
-              <w:rPr>
-                <w:b/>
-                <w:bCs/>
-              </w:rPr>
-              <w:t xml:space="preserve">Session dirs</w:t>
-            </w:r>
-          </w:p>
-        </w:tc>
-        <w:tc>
-          <w:tcPr/>
-          <w:p>
-            <w:pPr>
-              <w:pStyle w:val="Compact"/>
-            </w:pPr>
-            <w:r>
-              <w:t xml:space="preserve">Per-session working directories</w:t>
-            </w:r>
-          </w:p>
-        </w:tc>
-      </w:tr>
-      <w:tr>
-        <w:tc>
-          <w:tcPr/>
-          <w:p>
-            <w:pPr>
-              <w:pStyle w:val="Compact"/>
-            </w:pPr>
-            <w:r>
-              <w:rPr>
-                <w:b/>
-                <w:bCs/>
-              </w:rPr>
-              <w:t xml:space="preserve">Settings</w:t>
-            </w:r>
-          </w:p>
-        </w:tc>
-        <w:tc>
-          <w:tcPr/>
-          <w:p>
-            <w:pPr>
-              <w:pStyle w:val="Compact"/>
-            </w:pPr>
-            <w:r>
-              <w:rPr>
-                <w:rStyle w:val="VerbatimChar"/>
-              </w:rPr>
-              <w:t xml:space="preserve">.claude/settings.json</w:t>
-            </w:r>
-            <w:r>
-              <w:t xml:space="preserve"> </w:t>
-            </w:r>
-            <w:r>
-              <w:t xml:space="preserve">+</w:t>
-            </w:r>
-            <w:r>
-              <w:t xml:space="preserve"> </w:t>
-            </w:r>
-            <w:r>
-              <w:rPr>
-                <w:rStyle w:val="VerbatimChar"/>
-              </w:rPr>
-              <w:t xml:space="preserve">settings.local.json</w:t>
-            </w:r>
-          </w:p>
-        </w:tc>
-      </w:tr>
-      <w:tr>
-        <w:tc>
-          <w:tcPr/>
-          <w:p>
-            <w:pPr>
-              <w:pStyle w:val="Compact"/>
-            </w:pPr>
-            <w:r>
-              <w:rPr>
-                <w:b/>
-                <w:bCs/>
-              </w:rPr>
-              <w:t xml:space="preserve">Agents</w:t>
-            </w:r>
-          </w:p>
-        </w:tc>
-        <w:tc>
-          <w:tcPr/>
-          <w:p>
-            <w:pPr>
-              <w:pStyle w:val="Compact"/>
-            </w:pPr>
-            <w:r>
-              <w:rPr>
-                <w:rStyle w:val="VerbatimChar"/>
-              </w:rPr>
-              <w:t xml:space="preserve">.claude/agents/</w:t>
-            </w:r>
-            <w:r>
-              <w:t xml:space="preserve"> </w:t>
-            </w:r>
-            <w:r>
-              <w:t xml:space="preserve">— custom agent definitions</w:t>
-            </w:r>
-          </w:p>
-        </w:tc>
-      </w:tr>
-      <w:tr>
-        <w:tc>
-          <w:tcPr/>
-          <w:p>
-            <w:pPr>
-              <w:pStyle w:val="Compact"/>
-            </w:pPr>
-            <w:r>
-              <w:rPr>
-                <w:b/>
-                <w:bCs/>
-              </w:rPr>
-              <w:t xml:space="preserve">Remember logs</w:t>
-            </w:r>
-          </w:p>
-        </w:tc>
-        <w:tc>
-          <w:tcPr/>
-          <w:p>
-            <w:pPr>
-              <w:pStyle w:val="Compact"/>
-            </w:pPr>
-            <w:r>
-              <w:rPr>
-                <w:rStyle w:val="VerbatimChar"/>
-              </w:rPr>
-              <w:t xml:space="preserve">.remember/</w:t>
-            </w:r>
-            <w:r>
-              <w:t xml:space="preserve"> </w:t>
-            </w:r>
-            <w:r>
-              <w:t xml:space="preserve">— session handoff + daily logs</w:t>
-            </w:r>
-          </w:p>
-        </w:tc>
-      </w:tr>
-      <w:tr>
-        <w:tc>
-          <w:tcPr/>
-          <w:p>
-            <w:pPr>
-              <w:pStyle w:val="Compact"/>
-            </w:pPr>
-            <w:r>
-              <w:rPr>
-                <w:b/>
-                <w:bCs/>
-              </w:rPr>
-              <w:t xml:space="preserve">Handoff docs</w:t>
-            </w:r>
-          </w:p>
-        </w:tc>
-        <w:tc>
-          <w:tcPr/>
-          <w:p>
-            <w:pPr>
-              <w:pStyle w:val="Compact"/>
-            </w:pPr>
-            <w:r>
-              <w:rPr>
-                <w:rStyle w:val="VerbatimChar"/>
-              </w:rPr>
-              <w:t xml:space="preserve">docs/SESSION_RESUME.md</w:t>
-            </w:r>
-            <w:r>
-              <w:t xml:space="preserve"> </w:t>
-            </w:r>
-            <w:r>
-              <w:t xml:space="preserve">+</w:t>
-            </w:r>
-            <w:r>
-              <w:t xml:space="preserve"> </w:t>
-            </w:r>
-            <w:r>
-              <w:rPr>
-                <w:rStyle w:val="VerbatimChar"/>
-              </w:rPr>
-              <w:t xml:space="preserve">docs/CONTINUATION.md</w:t>
-            </w:r>
-          </w:p>
-        </w:tc>
-      </w:tr>
-      <w:tr>
-        <w:tc>
-          <w:tcPr/>
-          <w:p>
-            <w:pPr>
-              <w:pStyle w:val="Compact"/>
-            </w:pPr>
-            <w:r>
-              <w:rPr>
-                <w:b/>
-                <w:bCs/>
-              </w:rPr>
-              <w:t xml:space="preserve">Provider config</w:t>
-            </w:r>
-          </w:p>
-        </w:tc>
-        <w:tc>
-          <w:tcPr/>
-          <w:p>
-            <w:pPr>
-              <w:pStyle w:val="Compact"/>
-            </w:pPr>
-            <w:r>
-              <w:t xml:space="preserve">Global</w:t>
-            </w:r>
-            <w:r>
-              <w:t xml:space="preserve"> </w:t>
-            </w:r>
-            <w:r>
-              <w:rPr>
-                <w:rStyle w:val="VerbatimChar"/>
-              </w:rPr>
-              <w:t xml:space="preserve">CLAUDE.md</w:t>
-            </w:r>
-            <w:r>
-              <w:t xml:space="preserve">,</w:t>
-            </w:r>
-            <w:r>
-              <w:t xml:space="preserve"> </w:t>
-            </w:r>
-            <w:r>
-              <w:rPr>
-                <w:rStyle w:val="VerbatimChar"/>
-              </w:rPr>
-              <w:t xml:space="preserve">history.jsonl</w:t>
-            </w:r>
-            <w:r>
-              <w:t xml:space="preserve">,</w:t>
-            </w:r>
-            <w:r>
-              <w:t xml:space="preserve"> </w:t>
-            </w:r>
-            <w:r>
-              <w:rPr>
-                <w:rStyle w:val="VerbatimChar"/>
-              </w:rPr>
-              <w:t xml:space="preserve">settings.json</w:t>
-            </w:r>
-          </w:p>
-        </w:tc>
-      </w:tr>
-    </w:tbl>
-    <w:bookmarkEnd w:id="12"/>
-    <w:bookmarkStart w:id="13" w:name="options"/>
-    <w:p>
-      <w:pPr>
-        <w:pStyle w:val="Heading2"/>
-      </w:pPr>
-      <w:r>
-        <w:t xml:space="preserve">Options</w:t>
       </w:r>
     </w:p>
     <w:tbl>
@@ -865,6 +493,377 @@
               <w:pStyle w:val="Compact"/>
             </w:pPr>
             <w:r>
+              <w:t xml:space="preserve">Data</w:t>
+            </w:r>
+          </w:p>
+        </w:tc>
+        <w:tc>
+          <w:tcPr/>
+          <w:p>
+            <w:pPr>
+              <w:pStyle w:val="Compact"/>
+            </w:pPr>
+            <w:r>
+              <w:t xml:space="preserve">Description</w:t>
+            </w:r>
+          </w:p>
+        </w:tc>
+      </w:tr>
+      <w:tr>
+        <w:tc>
+          <w:tcPr/>
+          <w:p>
+            <w:pPr>
+              <w:pStyle w:val="Compact"/>
+            </w:pPr>
+            <w:r>
+              <w:rPr>
+                <w:b/>
+                <w:bCs/>
+              </w:rPr>
+              <w:t xml:space="preserve">Memories</w:t>
+            </w:r>
+          </w:p>
+        </w:tc>
+        <w:tc>
+          <w:tcPr/>
+          <w:p>
+            <w:pPr>
+              <w:pStyle w:val="Compact"/>
+            </w:pPr>
+            <w:r>
+              <w:t xml:space="preserve">Project-specific memory files (</w:t>
+            </w:r>
+            <w:r>
+              <w:rPr>
+                <w:rStyle w:val="VerbatimChar"/>
+              </w:rPr>
+              <w:t xml:space="preserve">.md</w:t>
+            </w:r>
+            <w:r>
+              <w:t xml:space="preserve"> </w:t>
+            </w:r>
+            <w:r>
+              <w:t xml:space="preserve">with frontmatter)</w:t>
+            </w:r>
+          </w:p>
+        </w:tc>
+      </w:tr>
+      <w:tr>
+        <w:tc>
+          <w:tcPr/>
+          <w:p>
+            <w:pPr>
+              <w:pStyle w:val="Compact"/>
+            </w:pPr>
+            <w:r>
+              <w:rPr>
+                <w:b/>
+                <w:bCs/>
+              </w:rPr>
+              <w:t xml:space="preserve">Session JSONL</w:t>
+            </w:r>
+          </w:p>
+        </w:tc>
+        <w:tc>
+          <w:tcPr/>
+          <w:p>
+            <w:pPr>
+              <w:pStyle w:val="Compact"/>
+            </w:pPr>
+            <w:r>
+              <w:t xml:space="preserve">Full Claude Code session transcripts</w:t>
+            </w:r>
+          </w:p>
+        </w:tc>
+      </w:tr>
+      <w:tr>
+        <w:tc>
+          <w:tcPr/>
+          <w:p>
+            <w:pPr>
+              <w:pStyle w:val="Compact"/>
+            </w:pPr>
+            <w:r>
+              <w:rPr>
+                <w:b/>
+                <w:bCs/>
+              </w:rPr>
+              <w:t xml:space="preserve">Session dirs</w:t>
+            </w:r>
+          </w:p>
+        </w:tc>
+        <w:tc>
+          <w:tcPr/>
+          <w:p>
+            <w:pPr>
+              <w:pStyle w:val="Compact"/>
+            </w:pPr>
+            <w:r>
+              <w:t xml:space="preserve">Per-session working directories</w:t>
+            </w:r>
+          </w:p>
+        </w:tc>
+      </w:tr>
+      <w:tr>
+        <w:tc>
+          <w:tcPr/>
+          <w:p>
+            <w:pPr>
+              <w:pStyle w:val="Compact"/>
+            </w:pPr>
+            <w:r>
+              <w:rPr>
+                <w:b/>
+                <w:bCs/>
+              </w:rPr>
+              <w:t xml:space="preserve">Settings</w:t>
+            </w:r>
+          </w:p>
+        </w:tc>
+        <w:tc>
+          <w:tcPr/>
+          <w:p>
+            <w:pPr>
+              <w:pStyle w:val="Compact"/>
+            </w:pPr>
+            <w:r>
+              <w:rPr>
+                <w:rStyle w:val="VerbatimChar"/>
+              </w:rPr>
+              <w:t xml:space="preserve">.claude/settings.json</w:t>
+            </w:r>
+            <w:r>
+              <w:t xml:space="preserve"> </w:t>
+            </w:r>
+            <w:r>
+              <w:t xml:space="preserve">+</w:t>
+            </w:r>
+            <w:r>
+              <w:t xml:space="preserve"> </w:t>
+            </w:r>
+            <w:r>
+              <w:rPr>
+                <w:rStyle w:val="VerbatimChar"/>
+              </w:rPr>
+              <w:t xml:space="preserve">settings.local.json</w:t>
+            </w:r>
+          </w:p>
+        </w:tc>
+      </w:tr>
+      <w:tr>
+        <w:tc>
+          <w:tcPr/>
+          <w:p>
+            <w:pPr>
+              <w:pStyle w:val="Compact"/>
+            </w:pPr>
+            <w:r>
+              <w:rPr>
+                <w:b/>
+                <w:bCs/>
+              </w:rPr>
+              <w:t xml:space="preserve">Agents</w:t>
+            </w:r>
+          </w:p>
+        </w:tc>
+        <w:tc>
+          <w:tcPr/>
+          <w:p>
+            <w:pPr>
+              <w:pStyle w:val="Compact"/>
+            </w:pPr>
+            <w:r>
+              <w:rPr>
+                <w:rStyle w:val="VerbatimChar"/>
+              </w:rPr>
+              <w:t xml:space="preserve">.claude/agents/</w:t>
+            </w:r>
+            <w:r>
+              <w:t xml:space="preserve"> </w:t>
+            </w:r>
+            <w:r>
+              <w:t xml:space="preserve">— custom agent definitions</w:t>
+            </w:r>
+          </w:p>
+        </w:tc>
+      </w:tr>
+      <w:tr>
+        <w:tc>
+          <w:tcPr/>
+          <w:p>
+            <w:pPr>
+              <w:pStyle w:val="Compact"/>
+            </w:pPr>
+            <w:r>
+              <w:rPr>
+                <w:b/>
+                <w:bCs/>
+              </w:rPr>
+              <w:t xml:space="preserve">Remember logs</w:t>
+            </w:r>
+          </w:p>
+        </w:tc>
+        <w:tc>
+          <w:tcPr/>
+          <w:p>
+            <w:pPr>
+              <w:pStyle w:val="Compact"/>
+            </w:pPr>
+            <w:r>
+              <w:rPr>
+                <w:rStyle w:val="VerbatimChar"/>
+              </w:rPr>
+              <w:t xml:space="preserve">.remember/</w:t>
+            </w:r>
+            <w:r>
+              <w:t xml:space="preserve"> </w:t>
+            </w:r>
+            <w:r>
+              <w:t xml:space="preserve">— session handoff + daily logs</w:t>
+            </w:r>
+          </w:p>
+        </w:tc>
+      </w:tr>
+      <w:tr>
+        <w:tc>
+          <w:tcPr/>
+          <w:p>
+            <w:pPr>
+              <w:pStyle w:val="Compact"/>
+            </w:pPr>
+            <w:r>
+              <w:rPr>
+                <w:b/>
+                <w:bCs/>
+              </w:rPr>
+              <w:t xml:space="preserve">Handoff docs</w:t>
+            </w:r>
+          </w:p>
+        </w:tc>
+        <w:tc>
+          <w:tcPr/>
+          <w:p>
+            <w:pPr>
+              <w:pStyle w:val="Compact"/>
+            </w:pPr>
+            <w:r>
+              <w:rPr>
+                <w:rStyle w:val="VerbatimChar"/>
+              </w:rPr>
+              <w:t xml:space="preserve">docs/SESSION_RESUME.md</w:t>
+            </w:r>
+            <w:r>
+              <w:t xml:space="preserve"> </w:t>
+            </w:r>
+            <w:r>
+              <w:t xml:space="preserve">+</w:t>
+            </w:r>
+            <w:r>
+              <w:t xml:space="preserve"> </w:t>
+            </w:r>
+            <w:r>
+              <w:rPr>
+                <w:rStyle w:val="VerbatimChar"/>
+              </w:rPr>
+              <w:t xml:space="preserve">docs/CONTINUATION.md</w:t>
+            </w:r>
+          </w:p>
+        </w:tc>
+      </w:tr>
+      <w:tr>
+        <w:tc>
+          <w:tcPr/>
+          <w:p>
+            <w:pPr>
+              <w:pStyle w:val="Compact"/>
+            </w:pPr>
+            <w:r>
+              <w:rPr>
+                <w:b/>
+                <w:bCs/>
+              </w:rPr>
+              <w:t xml:space="preserve">Provider config</w:t>
+            </w:r>
+          </w:p>
+        </w:tc>
+        <w:tc>
+          <w:tcPr/>
+          <w:p>
+            <w:pPr>
+              <w:pStyle w:val="Compact"/>
+            </w:pPr>
+            <w:r>
+              <w:t xml:space="preserve">Global</w:t>
+            </w:r>
+            <w:r>
+              <w:t xml:space="preserve"> </w:t>
+            </w:r>
+            <w:r>
+              <w:rPr>
+                <w:rStyle w:val="VerbatimChar"/>
+              </w:rPr>
+              <w:t xml:space="preserve">CLAUDE.md</w:t>
+            </w:r>
+            <w:r>
+              <w:t xml:space="preserve">,</w:t>
+            </w:r>
+            <w:r>
+              <w:t xml:space="preserve"> </w:t>
+            </w:r>
+            <w:r>
+              <w:rPr>
+                <w:rStyle w:val="VerbatimChar"/>
+              </w:rPr>
+              <w:t xml:space="preserve">history.jsonl</w:t>
+            </w:r>
+            <w:r>
+              <w:t xml:space="preserve">,</w:t>
+            </w:r>
+            <w:r>
+              <w:t xml:space="preserve"> </w:t>
+            </w:r>
+            <w:r>
+              <w:rPr>
+                <w:rStyle w:val="VerbatimChar"/>
+              </w:rPr>
+              <w:t xml:space="preserve">settings.json</w:t>
+            </w:r>
+          </w:p>
+        </w:tc>
+      </w:tr>
+    </w:tbl>
+    <w:bookmarkEnd w:id="12"/>
+    <w:bookmarkStart w:id="13" w:name="options"/>
+    <w:p>
+      <w:pPr>
+        <w:pStyle w:val="Heading2"/>
+      </w:pPr>
+      <w:r>
+        <w:t xml:space="preserve">Options</w:t>
+      </w:r>
+    </w:p>
+    <w:tbl>
+      <w:tblPr>
+        <w:tblStyle w:val="Table"/>
+        <w:tblW w:type="auto" w:w="0"/>
+        <w:tblLook w:firstRow="1" w:lastRow="0" w:firstColumn="0" w:lastColumn="0" w:noHBand="0" w:noVBand="0" w:val="0020"/>
+      </w:tblPr>
+      <w:tblGrid>
+        <w:gridCol w:w="3960"/>
+        <w:gridCol w:w="3960"/>
+      </w:tblGrid>
+      <w:tr>
+        <w:trPr>
+          <w:tblHeader w:val="on"/>
+        </w:trPr>
+        <w:tc>
+          <w:tcPr/>
+          <w:p>
+            <w:pPr>
+              <w:pStyle w:val="Compact"/>
+            </w:pPr>
+            <w:r>
               <w:t xml:space="preserve">Option</w:t>
             </w:r>
           </w:p>
@@ -1430,7 +1429,7 @@
         <w:t xml:space="preserve"> </w:t>
       </w:r>
       <w:r>
-        <w:t xml:space="preserve">and symlinks them into the consuming project’s</w:t>
+        <w:t xml:space="preserve">and symlinks them into the consuming project's</w:t>
       </w:r>
       <w:r>
         <w:t xml:space="preserve"> </w:t>
@@ -1801,7 +1800,7 @@
         <w:rFonts w:asciiTheme="minorHAnsi" w:cstheme="minorBidi" w:eastAsiaTheme="minorEastAsia" w:hAnsiTheme="minorHAnsi"/>
         <w:sz w:val="24"/>
         <w:szCs w:val="24"/>
-        <w:lang w:bidi="ar-SA" w:eastAsia="zh-CN" w:val="en-US"/>
+        <w:lang w:bidi="ar-SA" w:eastAsia="zh-CN" w:val="en"/>
       </w:rPr>
     </w:rPrDefault>
     <w:pPrDefault>
@@ -1853,8 +1852,8 @@
     </w:pPr>
     <w:rPr>
       <w:rFonts w:asciiTheme="majorHAnsi" w:cstheme="majorBidi" w:eastAsiaTheme="majorEastAsia" w:hAnsiTheme="majorHAnsi"/>
-      <w:sz w:val="56"/>
-      <w:szCs w:val="56"/>
+      <w:sz w:val="40"/>
+      <w:szCs w:val="40"/>
     </w:rPr>
   </w:style>
   <w:style w:customStyle="1" w:styleId="TitleChar" w:type="character">
@@ -1988,8 +1987,8 @@
     <w:rPr>
       <w:rFonts w:asciiTheme="majorHAnsi" w:cstheme="majorBidi" w:eastAsiaTheme="majorEastAsia" w:hAnsiTheme="majorHAnsi"/>
       <w:color w:themeColor="accent1" w:themeShade="BF" w:val="0F4761"/>
-      <w:sz w:val="40"/>
-      <w:szCs w:val="40"/>
+      <w:sz w:val="32"/>
+      <w:szCs w:val="32"/>
     </w:rPr>
   </w:style>
   <w:style w:styleId="Heading2" w:type="paragraph">
@@ -2011,8 +2010,8 @@
     <w:rPr>
       <w:rFonts w:asciiTheme="majorHAnsi" w:cstheme="majorBidi" w:eastAsiaTheme="majorEastAsia" w:hAnsiTheme="majorHAnsi"/>
       <w:color w:themeColor="accent1" w:themeShade="BF" w:val="0F4761"/>
-      <w:sz w:val="32"/>
-      <w:szCs w:val="32"/>
+      <w:sz w:val="26"/>
+      <w:szCs w:val="26"/>
     </w:rPr>
   </w:style>
   <w:style w:styleId="Heading3" w:type="paragraph">
@@ -2034,8 +2033,8 @@
     <w:rPr>
       <w:rFonts w:cstheme="majorBidi" w:eastAsiaTheme="majorEastAsia"/>
       <w:color w:themeColor="accent1" w:themeShade="BF" w:val="0F4761"/>
-      <w:sz w:val="28"/>
-      <w:szCs w:val="28"/>
+      <w:sz w:val="24"/>
+      <w:szCs w:val="24"/>
     </w:rPr>
   </w:style>
   <w:style w:styleId="Heading4" w:type="paragraph">
@@ -2055,6 +2054,8 @@
       <w:outlineLvl w:val="3"/>
     </w:pPr>
     <w:rPr>
+      <w:sz w:val="22"/>
+      <w:szCs w:val="22"/>
       <w:rFonts w:cstheme="majorBidi" w:eastAsiaTheme="majorEastAsia"/>
       <w:i/>
       <w:iCs/>
